--- a/DOC/Gestor_Librvm_Documentacion_Final.docx
+++ b/DOC/Gestor_Librvm_Documentacion_Final.docx
@@ -22985,7 +22985,7 @@
                 <w:sz w:val="20"/>
                 <w:szCs w:val="20"/>
               </w:rPr>
-              <w:t>26/01/2026</w:t>
+              <w:t>31/05/2026</w:t>
             </w:r>
           </w:p>
         </w:tc>
